--- a/Lista_Exercicios_Redis.docx
+++ b/Lista_Exercicios_Redis.docx
@@ -22,7 +22,7 @@
       <w:r>
         <w:drawing>
           <wp:inline xmlns:a="http://schemas.openxmlformats.org/drawingml/2006/main" xmlns:pic="http://schemas.openxmlformats.org/drawingml/2006/picture">
-            <wp:extent cx="4572000" cy="2244436"/>
+            <wp:extent cx="5029200" cy="2468880"/>
             <wp:docPr id="1" name="Picture 1"/>
             <wp:cNvGraphicFramePr>
               <a:graphicFrameLocks noChangeAspect="1"/>
@@ -43,7 +43,7 @@
                   <pic:spPr>
                     <a:xfrm>
                       <a:off x="0" y="0"/>
-                      <a:ext cx="4572000" cy="2244436"/>
+                      <a:ext cx="5029200" cy="2468880"/>
                     </a:xfrm>
                     <a:prstGeom prst="rect"/>
                   </pic:spPr>
@@ -66,7 +66,7 @@
       <w:r>
         <w:drawing>
           <wp:inline xmlns:a="http://schemas.openxmlformats.org/drawingml/2006/main" xmlns:pic="http://schemas.openxmlformats.org/drawingml/2006/picture">
-            <wp:extent cx="4572000" cy="1248229"/>
+            <wp:extent cx="5029200" cy="1373051"/>
             <wp:docPr id="2" name="Picture 2"/>
             <wp:cNvGraphicFramePr>
               <a:graphicFrameLocks noChangeAspect="1"/>
@@ -87,7 +87,7 @@
                   <pic:spPr>
                     <a:xfrm>
                       <a:off x="0" y="0"/>
-                      <a:ext cx="4572000" cy="1248229"/>
+                      <a:ext cx="5029200" cy="1373051"/>
                     </a:xfrm>
                     <a:prstGeom prst="rect"/>
                   </pic:spPr>
@@ -110,7 +110,7 @@
       <w:r>
         <w:drawing>
           <wp:inline xmlns:a="http://schemas.openxmlformats.org/drawingml/2006/main" xmlns:pic="http://schemas.openxmlformats.org/drawingml/2006/picture">
-            <wp:extent cx="4572000" cy="1581665"/>
+            <wp:extent cx="5029200" cy="1739831"/>
             <wp:docPr id="3" name="Picture 3"/>
             <wp:cNvGraphicFramePr>
               <a:graphicFrameLocks noChangeAspect="1"/>
@@ -131,7 +131,7 @@
                   <pic:spPr>
                     <a:xfrm>
                       <a:off x="0" y="0"/>
-                      <a:ext cx="4572000" cy="1581665"/>
+                      <a:ext cx="5029200" cy="1739831"/>
                     </a:xfrm>
                     <a:prstGeom prst="rect"/>
                   </pic:spPr>
@@ -154,7 +154,7 @@
       <w:r>
         <w:drawing>
           <wp:inline xmlns:a="http://schemas.openxmlformats.org/drawingml/2006/main" xmlns:pic="http://schemas.openxmlformats.org/drawingml/2006/picture">
-            <wp:extent cx="4572000" cy="2408663"/>
+            <wp:extent cx="5029200" cy="2649530"/>
             <wp:docPr id="4" name="Picture 4"/>
             <wp:cNvGraphicFramePr>
               <a:graphicFrameLocks noChangeAspect="1"/>
@@ -175,7 +175,7 @@
                   <pic:spPr>
                     <a:xfrm>
                       <a:off x="0" y="0"/>
-                      <a:ext cx="4572000" cy="2408663"/>
+                      <a:ext cx="5029200" cy="2649530"/>
                     </a:xfrm>
                     <a:prstGeom prst="rect"/>
                   </pic:spPr>
@@ -198,7 +198,7 @@
       <w:r>
         <w:drawing>
           <wp:inline xmlns:a="http://schemas.openxmlformats.org/drawingml/2006/main" xmlns:pic="http://schemas.openxmlformats.org/drawingml/2006/picture">
-            <wp:extent cx="4572000" cy="1872343"/>
+            <wp:extent cx="5029200" cy="2059577"/>
             <wp:docPr id="5" name="Picture 5"/>
             <wp:cNvGraphicFramePr>
               <a:graphicFrameLocks noChangeAspect="1"/>
@@ -219,7 +219,7 @@
                   <pic:spPr>
                     <a:xfrm>
                       <a:off x="0" y="0"/>
-                      <a:ext cx="4572000" cy="1872343"/>
+                      <a:ext cx="5029200" cy="2059577"/>
                     </a:xfrm>
                     <a:prstGeom prst="rect"/>
                   </pic:spPr>
@@ -242,7 +242,7 @@
       <w:r>
         <w:drawing>
           <wp:inline xmlns:a="http://schemas.openxmlformats.org/drawingml/2006/main" xmlns:pic="http://schemas.openxmlformats.org/drawingml/2006/picture">
-            <wp:extent cx="4572000" cy="3396343"/>
+            <wp:extent cx="5029200" cy="3735977"/>
             <wp:docPr id="6" name="Picture 6"/>
             <wp:cNvGraphicFramePr>
               <a:graphicFrameLocks noChangeAspect="1"/>
@@ -263,7 +263,7 @@
                   <pic:spPr>
                     <a:xfrm>
                       <a:off x="0" y="0"/>
-                      <a:ext cx="4572000" cy="3396343"/>
+                      <a:ext cx="5029200" cy="3735977"/>
                     </a:xfrm>
                     <a:prstGeom prst="rect"/>
                   </pic:spPr>
@@ -286,7 +286,7 @@
       <w:r>
         <w:drawing>
           <wp:inline xmlns:a="http://schemas.openxmlformats.org/drawingml/2006/main" xmlns:pic="http://schemas.openxmlformats.org/drawingml/2006/picture">
-            <wp:extent cx="4572000" cy="1828800"/>
+            <wp:extent cx="5029200" cy="2011680"/>
             <wp:docPr id="7" name="Picture 7"/>
             <wp:cNvGraphicFramePr>
               <a:graphicFrameLocks noChangeAspect="1"/>
@@ -307,7 +307,7 @@
                   <pic:spPr>
                     <a:xfrm>
                       <a:off x="0" y="0"/>
-                      <a:ext cx="4572000" cy="1828800"/>
+                      <a:ext cx="5029200" cy="2011680"/>
                     </a:xfrm>
                     <a:prstGeom prst="rect"/>
                   </pic:spPr>
@@ -330,7 +330,7 @@
       <w:r>
         <w:drawing>
           <wp:inline xmlns:a="http://schemas.openxmlformats.org/drawingml/2006/main" xmlns:pic="http://schemas.openxmlformats.org/drawingml/2006/picture">
-            <wp:extent cx="4572000" cy="2351314"/>
+            <wp:extent cx="5029200" cy="2586446"/>
             <wp:docPr id="8" name="Picture 8"/>
             <wp:cNvGraphicFramePr>
               <a:graphicFrameLocks noChangeAspect="1"/>
@@ -351,7 +351,7 @@
                   <pic:spPr>
                     <a:xfrm>
                       <a:off x="0" y="0"/>
-                      <a:ext cx="4572000" cy="2351314"/>
+                      <a:ext cx="5029200" cy="2586446"/>
                     </a:xfrm>
                     <a:prstGeom prst="rect"/>
                   </pic:spPr>
@@ -374,7 +374,7 @@
       <w:r>
         <w:drawing>
           <wp:inline xmlns:a="http://schemas.openxmlformats.org/drawingml/2006/main" xmlns:pic="http://schemas.openxmlformats.org/drawingml/2006/picture">
-            <wp:extent cx="4572000" cy="2016369"/>
+            <wp:extent cx="5029200" cy="2218006"/>
             <wp:docPr id="9" name="Picture 9"/>
             <wp:cNvGraphicFramePr>
               <a:graphicFrameLocks noChangeAspect="1"/>
@@ -395,7 +395,7 @@
                   <pic:spPr>
                     <a:xfrm>
                       <a:off x="0" y="0"/>
-                      <a:ext cx="4572000" cy="2016369"/>
+                      <a:ext cx="5029200" cy="2218006"/>
                     </a:xfrm>
                     <a:prstGeom prst="rect"/>
                   </pic:spPr>
@@ -418,7 +418,7 @@
       <w:r>
         <w:drawing>
           <wp:inline xmlns:a="http://schemas.openxmlformats.org/drawingml/2006/main" xmlns:pic="http://schemas.openxmlformats.org/drawingml/2006/picture">
-            <wp:extent cx="4572000" cy="2622430"/>
+            <wp:extent cx="5029200" cy="2884673"/>
             <wp:docPr id="10" name="Picture 10"/>
             <wp:cNvGraphicFramePr>
               <a:graphicFrameLocks noChangeAspect="1"/>
@@ -439,7 +439,7 @@
                   <pic:spPr>
                     <a:xfrm>
                       <a:off x="0" y="0"/>
-                      <a:ext cx="4572000" cy="2622430"/>
+                      <a:ext cx="5029200" cy="2884673"/>
                     </a:xfrm>
                     <a:prstGeom prst="rect"/>
                   </pic:spPr>
@@ -462,7 +462,7 @@
       <w:r>
         <w:drawing>
           <wp:inline xmlns:a="http://schemas.openxmlformats.org/drawingml/2006/main" xmlns:pic="http://schemas.openxmlformats.org/drawingml/2006/picture">
-            <wp:extent cx="4572000" cy="2899317"/>
+            <wp:extent cx="5029200" cy="3189249"/>
             <wp:docPr id="11" name="Picture 11"/>
             <wp:cNvGraphicFramePr>
               <a:graphicFrameLocks noChangeAspect="1"/>
@@ -483,7 +483,7 @@
                   <pic:spPr>
                     <a:xfrm>
                       <a:off x="0" y="0"/>
-                      <a:ext cx="4572000" cy="2899317"/>
+                      <a:ext cx="5029200" cy="3189249"/>
                     </a:xfrm>
                     <a:prstGeom prst="rect"/>
                   </pic:spPr>
@@ -506,7 +506,7 @@
       <w:r>
         <w:drawing>
           <wp:inline xmlns:a="http://schemas.openxmlformats.org/drawingml/2006/main" xmlns:pic="http://schemas.openxmlformats.org/drawingml/2006/picture">
-            <wp:extent cx="4572000" cy="4683967"/>
+            <wp:extent cx="5029200" cy="2668555"/>
             <wp:docPr id="12" name="Picture 12"/>
             <wp:cNvGraphicFramePr>
               <a:graphicFrameLocks noChangeAspect="1"/>
@@ -527,7 +527,7 @@
                   <pic:spPr>
                     <a:xfrm>
                       <a:off x="0" y="0"/>
-                      <a:ext cx="4572000" cy="4683967"/>
+                      <a:ext cx="5029200" cy="2668555"/>
                     </a:xfrm>
                     <a:prstGeom prst="rect"/>
                   </pic:spPr>
@@ -550,7 +550,7 @@
       <w:r>
         <w:drawing>
           <wp:inline xmlns:a="http://schemas.openxmlformats.org/drawingml/2006/main" xmlns:pic="http://schemas.openxmlformats.org/drawingml/2006/picture">
-            <wp:extent cx="4572000" cy="1107583"/>
+            <wp:extent cx="5029200" cy="1218341"/>
             <wp:docPr id="13" name="Picture 13"/>
             <wp:cNvGraphicFramePr>
               <a:graphicFrameLocks noChangeAspect="1"/>
@@ -571,7 +571,7 @@
                   <pic:spPr>
                     <a:xfrm>
                       <a:off x="0" y="0"/>
-                      <a:ext cx="4572000" cy="1107583"/>
+                      <a:ext cx="5029200" cy="1218341"/>
                     </a:xfrm>
                     <a:prstGeom prst="rect"/>
                   </pic:spPr>
@@ -594,7 +594,7 @@
       <w:r>
         <w:drawing>
           <wp:inline xmlns:a="http://schemas.openxmlformats.org/drawingml/2006/main" xmlns:pic="http://schemas.openxmlformats.org/drawingml/2006/picture">
-            <wp:extent cx="4572000" cy="2125362"/>
+            <wp:extent cx="5029200" cy="2337898"/>
             <wp:docPr id="14" name="Picture 14"/>
             <wp:cNvGraphicFramePr>
               <a:graphicFrameLocks noChangeAspect="1"/>
@@ -615,7 +615,7 @@
                   <pic:spPr>
                     <a:xfrm>
                       <a:off x="0" y="0"/>
-                      <a:ext cx="4572000" cy="2125362"/>
+                      <a:ext cx="5029200" cy="2337898"/>
                     </a:xfrm>
                     <a:prstGeom prst="rect"/>
                   </pic:spPr>
@@ -638,7 +638,7 @@
       <w:r>
         <w:drawing>
           <wp:inline xmlns:a="http://schemas.openxmlformats.org/drawingml/2006/main" xmlns:pic="http://schemas.openxmlformats.org/drawingml/2006/picture">
-            <wp:extent cx="4572000" cy="1310640"/>
+            <wp:extent cx="5029200" cy="1441704"/>
             <wp:docPr id="15" name="Picture 15"/>
             <wp:cNvGraphicFramePr>
               <a:graphicFrameLocks noChangeAspect="1"/>
@@ -659,7 +659,7 @@
                   <pic:spPr>
                     <a:xfrm>
                       <a:off x="0" y="0"/>
-                      <a:ext cx="4572000" cy="1310640"/>
+                      <a:ext cx="5029200" cy="1441704"/>
                     </a:xfrm>
                     <a:prstGeom prst="rect"/>
                   </pic:spPr>
@@ -682,7 +682,7 @@
       <w:r>
         <w:drawing>
           <wp:inline xmlns:a="http://schemas.openxmlformats.org/drawingml/2006/main" xmlns:pic="http://schemas.openxmlformats.org/drawingml/2006/picture">
-            <wp:extent cx="4572000" cy="1478280"/>
+            <wp:extent cx="5029200" cy="1626108"/>
             <wp:docPr id="16" name="Picture 16"/>
             <wp:cNvGraphicFramePr>
               <a:graphicFrameLocks noChangeAspect="1"/>
@@ -703,7 +703,7 @@
                   <pic:spPr>
                     <a:xfrm>
                       <a:off x="0" y="0"/>
-                      <a:ext cx="4572000" cy="1478280"/>
+                      <a:ext cx="5029200" cy="1626108"/>
                     </a:xfrm>
                     <a:prstGeom prst="rect"/>
                   </pic:spPr>
@@ -726,7 +726,7 @@
       <w:r>
         <w:drawing>
           <wp:inline xmlns:a="http://schemas.openxmlformats.org/drawingml/2006/main" xmlns:pic="http://schemas.openxmlformats.org/drawingml/2006/picture">
-            <wp:extent cx="4572000" cy="2274277"/>
+            <wp:extent cx="5029200" cy="2501705"/>
             <wp:docPr id="17" name="Picture 17"/>
             <wp:cNvGraphicFramePr>
               <a:graphicFrameLocks noChangeAspect="1"/>
@@ -747,7 +747,7 @@
                   <pic:spPr>
                     <a:xfrm>
                       <a:off x="0" y="0"/>
-                      <a:ext cx="4572000" cy="2274277"/>
+                      <a:ext cx="5029200" cy="2501705"/>
                     </a:xfrm>
                     <a:prstGeom prst="rect"/>
                   </pic:spPr>
@@ -770,7 +770,7 @@
       <w:r>
         <w:drawing>
           <wp:inline xmlns:a="http://schemas.openxmlformats.org/drawingml/2006/main" xmlns:pic="http://schemas.openxmlformats.org/drawingml/2006/picture">
-            <wp:extent cx="4572000" cy="672662"/>
+            <wp:extent cx="5029200" cy="739928"/>
             <wp:docPr id="18" name="Picture 18"/>
             <wp:cNvGraphicFramePr>
               <a:graphicFrameLocks noChangeAspect="1"/>
@@ -791,7 +791,7 @@
                   <pic:spPr>
                     <a:xfrm>
                       <a:off x="0" y="0"/>
-                      <a:ext cx="4572000" cy="672662"/>
+                      <a:ext cx="5029200" cy="739928"/>
                     </a:xfrm>
                     <a:prstGeom prst="rect"/>
                   </pic:spPr>
@@ -814,7 +814,7 @@
       <w:r>
         <w:drawing>
           <wp:inline xmlns:a="http://schemas.openxmlformats.org/drawingml/2006/main" xmlns:pic="http://schemas.openxmlformats.org/drawingml/2006/picture">
-            <wp:extent cx="4572000" cy="1948722"/>
+            <wp:extent cx="5029200" cy="2143594"/>
             <wp:docPr id="19" name="Picture 19"/>
             <wp:cNvGraphicFramePr>
               <a:graphicFrameLocks noChangeAspect="1"/>
@@ -835,7 +835,7 @@
                   <pic:spPr>
                     <a:xfrm>
                       <a:off x="0" y="0"/>
-                      <a:ext cx="4572000" cy="1948722"/>
+                      <a:ext cx="5029200" cy="2143594"/>
                     </a:xfrm>
                     <a:prstGeom prst="rect"/>
                   </pic:spPr>
@@ -858,7 +858,7 @@
       <w:r>
         <w:drawing>
           <wp:inline xmlns:a="http://schemas.openxmlformats.org/drawingml/2006/main" xmlns:pic="http://schemas.openxmlformats.org/drawingml/2006/picture">
-            <wp:extent cx="4572000" cy="1228725"/>
+            <wp:extent cx="5029200" cy="2216573"/>
             <wp:docPr id="20" name="Picture 20"/>
             <wp:cNvGraphicFramePr>
               <a:graphicFrameLocks noChangeAspect="1"/>
@@ -879,7 +879,7 @@
                   <pic:spPr>
                     <a:xfrm>
                       <a:off x="0" y="0"/>
-                      <a:ext cx="4572000" cy="1228725"/>
+                      <a:ext cx="5029200" cy="2216573"/>
                     </a:xfrm>
                     <a:prstGeom prst="rect"/>
                   </pic:spPr>
@@ -902,7 +902,7 @@
       <w:r>
         <w:drawing>
           <wp:inline xmlns:a="http://schemas.openxmlformats.org/drawingml/2006/main" xmlns:pic="http://schemas.openxmlformats.org/drawingml/2006/picture">
-            <wp:extent cx="4572000" cy="1245140"/>
+            <wp:extent cx="5029200" cy="1605064"/>
             <wp:docPr id="21" name="Picture 21"/>
             <wp:cNvGraphicFramePr>
               <a:graphicFrameLocks noChangeAspect="1"/>
@@ -923,7 +923,7 @@
                   <pic:spPr>
                     <a:xfrm>
                       <a:off x="0" y="0"/>
-                      <a:ext cx="4572000" cy="1245140"/>
+                      <a:ext cx="5029200" cy="1605064"/>
                     </a:xfrm>
                     <a:prstGeom prst="rect"/>
                   </pic:spPr>
@@ -946,7 +946,7 @@
       <w:r>
         <w:drawing>
           <wp:inline xmlns:a="http://schemas.openxmlformats.org/drawingml/2006/main" xmlns:pic="http://schemas.openxmlformats.org/drawingml/2006/picture">
-            <wp:extent cx="4572000" cy="1219200"/>
+            <wp:extent cx="5029200" cy="1341120"/>
             <wp:docPr id="22" name="Picture 22"/>
             <wp:cNvGraphicFramePr>
               <a:graphicFrameLocks noChangeAspect="1"/>
@@ -967,7 +967,7 @@
                   <pic:spPr>
                     <a:xfrm>
                       <a:off x="0" y="0"/>
-                      <a:ext cx="4572000" cy="1219200"/>
+                      <a:ext cx="5029200" cy="1341120"/>
                     </a:xfrm>
                     <a:prstGeom prst="rect"/>
                   </pic:spPr>
@@ -990,7 +990,7 @@
       <w:r>
         <w:drawing>
           <wp:inline xmlns:a="http://schemas.openxmlformats.org/drawingml/2006/main" xmlns:pic="http://schemas.openxmlformats.org/drawingml/2006/picture">
-            <wp:extent cx="4572000" cy="2057400"/>
+            <wp:extent cx="5029200" cy="2263140"/>
             <wp:docPr id="23" name="Picture 23"/>
             <wp:cNvGraphicFramePr>
               <a:graphicFrameLocks noChangeAspect="1"/>
@@ -1011,7 +1011,7 @@
                   <pic:spPr>
                     <a:xfrm>
                       <a:off x="0" y="0"/>
-                      <a:ext cx="4572000" cy="2057400"/>
+                      <a:ext cx="5029200" cy="2263140"/>
                     </a:xfrm>
                     <a:prstGeom prst="rect"/>
                   </pic:spPr>
@@ -1034,7 +1034,7 @@
       <w:r>
         <w:drawing>
           <wp:inline xmlns:a="http://schemas.openxmlformats.org/drawingml/2006/main" xmlns:pic="http://schemas.openxmlformats.org/drawingml/2006/picture">
-            <wp:extent cx="4572000" cy="2566219"/>
+            <wp:extent cx="5029200" cy="2822841"/>
             <wp:docPr id="24" name="Picture 24"/>
             <wp:cNvGraphicFramePr>
               <a:graphicFrameLocks noChangeAspect="1"/>
@@ -1055,7 +1055,7 @@
                   <pic:spPr>
                     <a:xfrm>
                       <a:off x="0" y="0"/>
-                      <a:ext cx="4572000" cy="2566219"/>
+                      <a:ext cx="5029200" cy="2822841"/>
                     </a:xfrm>
                     <a:prstGeom prst="rect"/>
                   </pic:spPr>

--- a/Lista_Exercicios_Redis.docx
+++ b/Lista_Exercicios_Redis.docx
@@ -22,7 +22,7 @@
       <w:r>
         <w:drawing>
           <wp:inline xmlns:a="http://schemas.openxmlformats.org/drawingml/2006/main" xmlns:pic="http://schemas.openxmlformats.org/drawingml/2006/picture">
-            <wp:extent cx="5029200" cy="2468880"/>
+            <wp:extent cx="5029200" cy="2361537"/>
             <wp:docPr id="1" name="Picture 1"/>
             <wp:cNvGraphicFramePr>
               <a:graphicFrameLocks noChangeAspect="1"/>
@@ -43,7 +43,7 @@
                   <pic:spPr>
                     <a:xfrm>
                       <a:off x="0" y="0"/>
-                      <a:ext cx="5029200" cy="2468880"/>
+                      <a:ext cx="5029200" cy="2361537"/>
                     </a:xfrm>
                     <a:prstGeom prst="rect"/>
                   </pic:spPr>
@@ -154,7 +154,7 @@
       <w:r>
         <w:drawing>
           <wp:inline xmlns:a="http://schemas.openxmlformats.org/drawingml/2006/main" xmlns:pic="http://schemas.openxmlformats.org/drawingml/2006/picture">
-            <wp:extent cx="5029200" cy="2649530"/>
+            <wp:extent cx="5029200" cy="2526296"/>
             <wp:docPr id="4" name="Picture 4"/>
             <wp:cNvGraphicFramePr>
               <a:graphicFrameLocks noChangeAspect="1"/>
@@ -175,7 +175,7 @@
                   <pic:spPr>
                     <a:xfrm>
                       <a:off x="0" y="0"/>
-                      <a:ext cx="5029200" cy="2649530"/>
+                      <a:ext cx="5029200" cy="2526296"/>
                     </a:xfrm>
                     <a:prstGeom prst="rect"/>
                   </pic:spPr>
@@ -198,7 +198,7 @@
       <w:r>
         <w:drawing>
           <wp:inline xmlns:a="http://schemas.openxmlformats.org/drawingml/2006/main" xmlns:pic="http://schemas.openxmlformats.org/drawingml/2006/picture">
-            <wp:extent cx="5029200" cy="2059577"/>
+            <wp:extent cx="5029200" cy="1965960"/>
             <wp:docPr id="5" name="Picture 5"/>
             <wp:cNvGraphicFramePr>
               <a:graphicFrameLocks noChangeAspect="1"/>
@@ -219,7 +219,7 @@
                   <pic:spPr>
                     <a:xfrm>
                       <a:off x="0" y="0"/>
-                      <a:ext cx="5029200" cy="2059577"/>
+                      <a:ext cx="5029200" cy="1965960"/>
                     </a:xfrm>
                     <a:prstGeom prst="rect"/>
                   </pic:spPr>
@@ -550,7 +550,7 @@
       <w:r>
         <w:drawing>
           <wp:inline xmlns:a="http://schemas.openxmlformats.org/drawingml/2006/main" xmlns:pic="http://schemas.openxmlformats.org/drawingml/2006/picture">
-            <wp:extent cx="5029200" cy="1218341"/>
+            <wp:extent cx="5029200" cy="1153363"/>
             <wp:docPr id="13" name="Picture 13"/>
             <wp:cNvGraphicFramePr>
               <a:graphicFrameLocks noChangeAspect="1"/>
@@ -571,7 +571,7 @@
                   <pic:spPr>
                     <a:xfrm>
                       <a:off x="0" y="0"/>
-                      <a:ext cx="5029200" cy="1218341"/>
+                      <a:ext cx="5029200" cy="1153363"/>
                     </a:xfrm>
                     <a:prstGeom prst="rect"/>
                   </pic:spPr>
@@ -638,7 +638,7 @@
       <w:r>
         <w:drawing>
           <wp:inline xmlns:a="http://schemas.openxmlformats.org/drawingml/2006/main" xmlns:pic="http://schemas.openxmlformats.org/drawingml/2006/picture">
-            <wp:extent cx="5029200" cy="1441704"/>
+            <wp:extent cx="5029200" cy="1395197"/>
             <wp:docPr id="15" name="Picture 15"/>
             <wp:cNvGraphicFramePr>
               <a:graphicFrameLocks noChangeAspect="1"/>
@@ -659,7 +659,7 @@
                   <pic:spPr>
                     <a:xfrm>
                       <a:off x="0" y="0"/>
-                      <a:ext cx="5029200" cy="1441704"/>
+                      <a:ext cx="5029200" cy="1395197"/>
                     </a:xfrm>
                     <a:prstGeom prst="rect"/>
                   </pic:spPr>
@@ -682,7 +682,7 @@
       <w:r>
         <w:drawing>
           <wp:inline xmlns:a="http://schemas.openxmlformats.org/drawingml/2006/main" xmlns:pic="http://schemas.openxmlformats.org/drawingml/2006/picture">
-            <wp:extent cx="5029200" cy="1626108"/>
+            <wp:extent cx="5029200" cy="1573653"/>
             <wp:docPr id="16" name="Picture 16"/>
             <wp:cNvGraphicFramePr>
               <a:graphicFrameLocks noChangeAspect="1"/>
@@ -703,7 +703,7 @@
                   <pic:spPr>
                     <a:xfrm>
                       <a:off x="0" y="0"/>
-                      <a:ext cx="5029200" cy="1626108"/>
+                      <a:ext cx="5029200" cy="1573653"/>
                     </a:xfrm>
                     <a:prstGeom prst="rect"/>
                   </pic:spPr>
@@ -902,7 +902,7 @@
       <w:r>
         <w:drawing>
           <wp:inline xmlns:a="http://schemas.openxmlformats.org/drawingml/2006/main" xmlns:pic="http://schemas.openxmlformats.org/drawingml/2006/picture">
-            <wp:extent cx="5029200" cy="1605064"/>
+            <wp:extent cx="5029200" cy="1571625"/>
             <wp:docPr id="21" name="Picture 21"/>
             <wp:cNvGraphicFramePr>
               <a:graphicFrameLocks noChangeAspect="1"/>
@@ -923,7 +923,7 @@
                   <pic:spPr>
                     <a:xfrm>
                       <a:off x="0" y="0"/>
-                      <a:ext cx="5029200" cy="1605064"/>
+                      <a:ext cx="5029200" cy="1571625"/>
                     </a:xfrm>
                     <a:prstGeom prst="rect"/>
                   </pic:spPr>
@@ -946,7 +946,7 @@
       <w:r>
         <w:drawing>
           <wp:inline xmlns:a="http://schemas.openxmlformats.org/drawingml/2006/main" xmlns:pic="http://schemas.openxmlformats.org/drawingml/2006/picture">
-            <wp:extent cx="5029200" cy="1341120"/>
+            <wp:extent cx="5029200" cy="1287475"/>
             <wp:docPr id="22" name="Picture 22"/>
             <wp:cNvGraphicFramePr>
               <a:graphicFrameLocks noChangeAspect="1"/>
@@ -967,7 +967,7 @@
                   <pic:spPr>
                     <a:xfrm>
                       <a:off x="0" y="0"/>
-                      <a:ext cx="5029200" cy="1341120"/>
+                      <a:ext cx="5029200" cy="1287475"/>
                     </a:xfrm>
                     <a:prstGeom prst="rect"/>
                   </pic:spPr>
